--- a/06 Composites App/app/docs/standards/CS-008 Resins, Mixing & Cure Schedules.docx
+++ b/06 Composites App/app/docs/standards/CS-008 Resins, Mixing & Cure Schedules.docx
@@ -825,7 +825,7 @@
                 <w:rFonts w:ascii="Courier New" w:hAnsi="Courier New"/>
                 <w:sz w:val="19"/>
               </w:rPr>
-              <w:t>04 Datasheets/</w:t>
+              <w:t>03 Datasheets/</w:t>
             </w:r>
             <w:r>
               <w:rPr>
@@ -873,7 +873,7 @@
                 <w:rFonts w:ascii="Courier New" w:hAnsi="Courier New"/>
                 <w:sz w:val="19"/>
               </w:rPr>
-              <w:t>04 Datasheets/</w:t>
+              <w:t>03 Datasheets/</w:t>
             </w:r>
           </w:p>
         </w:tc>
@@ -1739,7 +1739,7 @@
         <w:rPr>
           <w:rFonts w:ascii="Courier New" w:hAnsi="Courier New"/>
         </w:rPr>
-        <w:t>04 Datasheets/</w:t>
+        <w:t>03 Datasheets/</w:t>
       </w:r>
       <w:r>
         <w:t>.</w:t>
@@ -1946,7 +1946,7 @@
         <w:rPr>
           <w:rFonts w:ascii="Courier New" w:hAnsi="Courier New"/>
         </w:rPr>
-        <w:t>03 App/app/resins.js</w:t>
+        <w:t>06 Composites App/app/resins.js</w:t>
       </w:r>
       <w:r>
         <w:t>,</w:t>

--- a/06 Composites App/app/docs/standards/CS-008 Resins, Mixing & Cure Schedules.docx
+++ b/06 Composites App/app/docs/standards/CS-008 Resins, Mixing & Cure Schedules.docx
@@ -119,7 +119,7 @@
               <w:rPr>
                 <w:sz w:val="19"/>
               </w:rPr>
-              <w:t>D</w:t>
+              <w:t>E</w:t>
             </w:r>
           </w:p>
         </w:tc>
@@ -177,7 +177,7 @@
               <w:rPr>
                 <w:sz w:val="19"/>
               </w:rPr>
-              <w:t>2026-08-28</w:t>
+              <w:t>2026-10-10</w:t>
             </w:r>
           </w:p>
         </w:tc>
@@ -355,7 +355,14 @@
           <w:tcPr>
             <w:tcW w:type="dxa" w:w="3216"/>
           </w:tcPr>
-          <w:p/>
+          <w:p>
+            <w:r>
+              <w:rPr>
+                <w:sz w:val="19"/>
+              </w:rPr>
+              <w:t>2026-10-10</w:t>
+            </w:r>
+          </w:p>
         </w:tc>
       </w:tr>
       <w:tr>
@@ -690,6 +697,60 @@
           </w:p>
         </w:tc>
       </w:tr>
+      <w:tr>
+        <w:tc>
+          <w:tcPr>
+            <w:tcW w:type="dxa" w:w="2412"/>
+          </w:tcPr>
+          <w:p>
+            <w:r>
+              <w:rPr>
+                <w:sz w:val="19"/>
+              </w:rPr>
+              <w:t>E</w:t>
+            </w:r>
+          </w:p>
+        </w:tc>
+        <w:tc>
+          <w:tcPr>
+            <w:tcW w:type="dxa" w:w="2412"/>
+          </w:tcPr>
+          <w:p>
+            <w:r>
+              <w:rPr>
+                <w:sz w:val="19"/>
+              </w:rPr>
+              <w:t>2026-10-10</w:t>
+            </w:r>
+          </w:p>
+        </w:tc>
+        <w:tc>
+          <w:tcPr>
+            <w:tcW w:type="dxa" w:w="2412"/>
+          </w:tcPr>
+          <w:p>
+            <w:r>
+              <w:rPr>
+                <w:sz w:val="19"/>
+              </w:rPr>
+              <w:t>Claude (doc overhaul, requested by Simon Starbuck)</w:t>
+            </w:r>
+          </w:p>
+        </w:tc>
+        <w:tc>
+          <w:tcPr>
+            <w:tcW w:type="dxa" w:w="2412"/>
+          </w:tcPr>
+          <w:p>
+            <w:r>
+              <w:rPr>
+                <w:sz w:val="19"/>
+              </w:rPr>
+              <w:t>§5 rechecked against the US West TDSs: the datasheet column is a cure figure, not a demould time, since West publishes none; West full properties, minimum temperatures and scale tolerance added; XCR initial cure matches the app; the IN2 SLOW pot-life conflict is stated. §5.1 says how a lead changes a hold in the app, adds a shall to revise this standard within two weeks of a change, and says what the app does not lock and how it treats a cold shop. §6 hazards corrected to the SDSs on file (none is classified as a respiratory sensitizer, though the XCR SDS §11.1 says the resin may be one; the hardeners are corrosive); blending limited to AT30 FAST with SLOW. §7 adds a should on expiry, a shall on recording the resin actually mixed, and steps for crystallized 105 and idle pumps. §3 cites the files on disk; §9 adds lots and materials used. AT30 FAST EUH071 added to the §6 table. PPE from the SDSs: EN 166 glasses and, for long or enclosed sessions, the respirator with the stocked A + P100 cartridges as shalls (process rule, R-008-30); ABEK for AT30 and EN 166 goggles while pouring and mixing XCR as shoulds, on the purchase list (Simon, 2026-10-10; R-008-04). R3 says which sheet the app opens for 209. Fact-check: the forged CF math restored to R5 (fiber is 60% of the part mass); FAST pot life planned at 9-14 min; "48 h" no longer means after the weekend (R-008-31); a hold is changed from a work order whose hold is running; §5.1 and §7 unbolded and split one action per paragraph; ≥2 min labelled as a team margin. Register R-008-01..14, R-008-30, R-008-31.</w:t>
+            </w:r>
+          </w:p>
+        </w:tc>
+      </w:tr>
     </w:tbl>
     <w:p/>
     <w:p>
@@ -811,7 +872,7 @@
               <w:rPr>
                 <w:sz w:val="19"/>
               </w:rPr>
-              <w:t>IN2 TDS · R2 XCR TDS · R3 West 105/205, /206, /209 TDS</w:t>
+              <w:t>IN2 TDS (Easy Composites)</w:t>
             </w:r>
           </w:p>
         </w:tc>
@@ -825,13 +886,150 @@
                 <w:rFonts w:ascii="Courier New" w:hAnsi="Courier New"/>
                 <w:sz w:val="19"/>
               </w:rPr>
-              <w:t>03 Datasheets/</w:t>
+              <w:t>03 Datasheets/EC-TDS-IN2-Infusion-Resin.pdf</w:t>
+            </w:r>
+          </w:p>
+        </w:tc>
+      </w:tr>
+      <w:tr>
+        <w:tc>
+          <w:tcPr>
+            <w:tcW w:type="dxa" w:w="3216"/>
+          </w:tcPr>
+          <w:p>
+            <w:r>
+              <w:rPr>
+                <w:sz w:val="19"/>
+              </w:rPr>
+              <w:t>R2</w:t>
+            </w:r>
+          </w:p>
+        </w:tc>
+        <w:tc>
+          <w:tcPr>
+            <w:tcW w:type="dxa" w:w="3216"/>
+          </w:tcPr>
+          <w:p>
+            <w:r>
+              <w:rPr>
+                <w:sz w:val="19"/>
+              </w:rPr>
+              <w:t>XCR TDS (Easy Composites)</w:t>
+            </w:r>
+          </w:p>
+        </w:tc>
+        <w:tc>
+          <w:tcPr>
+            <w:tcW w:type="dxa" w:w="3216"/>
+          </w:tcPr>
+          <w:p>
+            <w:r>
+              <w:rPr>
+                <w:rFonts w:ascii="Courier New" w:hAnsi="Courier New"/>
+                <w:sz w:val="19"/>
+              </w:rPr>
+              <w:t>03 Datasheets/EC-TDS-XCR-Epoxy-Coating-Resin.pdf</w:t>
+            </w:r>
+          </w:p>
+        </w:tc>
+      </w:tr>
+      <w:tr>
+        <w:tc>
+          <w:tcPr>
+            <w:tcW w:type="dxa" w:w="3216"/>
+          </w:tcPr>
+          <w:p>
+            <w:r>
+              <w:rPr>
+                <w:sz w:val="19"/>
+              </w:rPr>
+              <w:t>R3</w:t>
+            </w:r>
+          </w:p>
+        </w:tc>
+        <w:tc>
+          <w:tcPr>
+            <w:tcW w:type="dxa" w:w="3216"/>
+          </w:tcPr>
+          <w:p>
+            <w:r>
+              <w:rPr>
+                <w:sz w:val="19"/>
+              </w:rPr>
+              <w:t xml:space="preserve">West 105 TDSs, Gougeon Brothers (US): 105/206, 105/205, 105/209. For 205 and 206 the app's "Open the datasheet" button opens the combined Gougeon sheet </w:t>
+            </w:r>
+            <w:r>
+              <w:rPr>
+                <w:rFonts w:ascii="Courier New" w:hAnsi="Courier New"/>
+                <w:sz w:val="19"/>
+              </w:rPr>
+              <w:t>03 Datasheets/105_205-207-Combined.pdf</w:t>
             </w:r>
             <w:r>
               <w:rPr>
                 <w:sz w:val="19"/>
               </w:rPr>
-              <w:t xml:space="preserve"> (see INDEX.md)</w:t>
+              <w:t xml:space="preserve">, which carries the same figures; for 209 it opens </w:t>
+            </w:r>
+            <w:r>
+              <w:rPr>
+                <w:rFonts w:ascii="Courier New" w:hAnsi="Courier New"/>
+                <w:sz w:val="19"/>
+              </w:rPr>
+              <w:t>03 Datasheets/105-209-Epoxy-Resin-1.pdf</w:t>
+            </w:r>
+          </w:p>
+        </w:tc>
+        <w:tc>
+          <w:tcPr>
+            <w:tcW w:type="dxa" w:w="3216"/>
+          </w:tcPr>
+          <w:p>
+            <w:r>
+              <w:rPr>
+                <w:rFonts w:ascii="Courier New" w:hAnsi="Courier New"/>
+                <w:sz w:val="19"/>
+              </w:rPr>
+              <w:t>03 Datasheets/west-system_slow-epoxy-hardener_206_tds.pdf</w:t>
+            </w:r>
+            <w:r>
+              <w:rPr>
+                <w:sz w:val="19"/>
+              </w:rPr>
+              <w:t xml:space="preserve">, </w:t>
+            </w:r>
+            <w:r>
+              <w:rPr>
+                <w:rFonts w:ascii="Courier New" w:hAnsi="Courier New"/>
+                <w:sz w:val="19"/>
+              </w:rPr>
+              <w:t>03 Datasheets/WestSystems-105-205-Epoxy-Resin.pdf</w:t>
+            </w:r>
+            <w:r>
+              <w:rPr>
+                <w:sz w:val="19"/>
+              </w:rPr>
+              <w:t xml:space="preserve">, </w:t>
+            </w:r>
+            <w:r>
+              <w:rPr>
+                <w:rFonts w:ascii="Courier New" w:hAnsi="Courier New"/>
+                <w:sz w:val="19"/>
+              </w:rPr>
+              <w:t>03 Datasheets/105-209-Epoxy-Resin-1.pdf</w:t>
+            </w:r>
+            <w:r>
+              <w:rPr>
+                <w:sz w:val="19"/>
+              </w:rPr>
+              <w:t xml:space="preserve">; combined: </w:t>
+            </w:r>
+            <w:r>
+              <w:rPr>
+                <w:rFonts w:ascii="Courier New" w:hAnsi="Courier New"/>
+                <w:sz w:val="19"/>
+              </w:rPr>
+              <w:t>03 Datasheets/105_205-207-Combined.pdf</w:t>
             </w:r>
           </w:p>
         </w:tc>
@@ -859,7 +1057,7 @@
               <w:rPr>
                 <w:sz w:val="19"/>
               </w:rPr>
-              <w:t>SDS for all of the above</w:t>
+              <w:t>SDSs on file: IN2 resin, AT30 SLOW and AT30 FAST (one file, three SDSs); XCR resin and hardener (one file); West 105, 205, 206 and 209</w:t>
             </w:r>
           </w:p>
         </w:tc>
@@ -873,7 +1071,72 @@
                 <w:rFonts w:ascii="Courier New" w:hAnsi="Courier New"/>
                 <w:sz w:val="19"/>
               </w:rPr>
-              <w:t>03 Datasheets/</w:t>
+              <w:t>03 Datasheets/EC-SDS-IN2-Epoxy-Infusion-Resin-and-Hardener.pdf</w:t>
+            </w:r>
+            <w:r>
+              <w:rPr>
+                <w:sz w:val="19"/>
+              </w:rPr>
+              <w:t xml:space="preserve">, </w:t>
+            </w:r>
+            <w:r>
+              <w:rPr>
+                <w:rFonts w:ascii="Courier New" w:hAnsi="Courier New"/>
+                <w:sz w:val="19"/>
+              </w:rPr>
+              <w:t>03 Datasheets/EC-SDS-XCR-Epoxy-Coating-Resin-Combined.pdf</w:t>
+            </w:r>
+            <w:r>
+              <w:rPr>
+                <w:sz w:val="19"/>
+              </w:rPr>
+              <w:t xml:space="preserve">, </w:t>
+            </w:r>
+            <w:r>
+              <w:rPr>
+                <w:rFonts w:ascii="Courier New" w:hAnsi="Courier New"/>
+                <w:sz w:val="19"/>
+              </w:rPr>
+              <w:t>03 Datasheets/WEST-SDS-105-Epoxy-Resin.pdf</w:t>
+            </w:r>
+            <w:r>
+              <w:rPr>
+                <w:sz w:val="19"/>
+              </w:rPr>
+              <w:t xml:space="preserve">, </w:t>
+            </w:r>
+            <w:r>
+              <w:rPr>
+                <w:rFonts w:ascii="Courier New" w:hAnsi="Courier New"/>
+                <w:sz w:val="19"/>
+              </w:rPr>
+              <w:t>03 Datasheets/WEST-SDS-205-Fast-Hardener.pdf</w:t>
+            </w:r>
+            <w:r>
+              <w:rPr>
+                <w:sz w:val="19"/>
+              </w:rPr>
+              <w:t xml:space="preserve">, </w:t>
+            </w:r>
+            <w:r>
+              <w:rPr>
+                <w:rFonts w:ascii="Courier New" w:hAnsi="Courier New"/>
+                <w:sz w:val="19"/>
+              </w:rPr>
+              <w:t>03 Datasheets/WEST-SDS-206-Slow-Hardener.pdf</w:t>
+            </w:r>
+            <w:r>
+              <w:rPr>
+                <w:sz w:val="19"/>
+              </w:rPr>
+              <w:t xml:space="preserve">, </w:t>
+            </w:r>
+            <w:r>
+              <w:rPr>
+                <w:rFonts w:ascii="Courier New" w:hAnsi="Courier New"/>
+                <w:sz w:val="19"/>
+              </w:rPr>
+              <w:t>03 Datasheets/WEST-SDS-209-Extra-Slow-Hardener.pdf</w:t>
             </w:r>
           </w:p>
         </w:tc>
@@ -976,7 +1239,7 @@
         <w:t>Demould</w:t>
       </w:r>
       <w:r>
-        <w:t>: the earliest the part can leave the mold without damage. Two columns in §5: the manufacturer's figure and the FEB hold that governs (§5.1).</w:t>
+        <w:t>: the earliest the part can leave the mold without damage. Two columns in §5: the datasheet cure figure and the FEB hold that governs (§5.1).</w:t>
       </w:r>
     </w:p>
     <w:p>
@@ -1012,7 +1275,7 @@
         <w:pStyle w:val="Heading2"/>
       </w:pPr>
       <w:r>
-        <w:t>5. Equipment &amp; Materials: THE TABLE (verify each against its TDS before signing)</w:t>
+        <w:t>5. Equipment &amp; Materials: the resin table</w:t>
       </w:r>
     </w:p>
     <w:tbl>
@@ -1023,18 +1286,19 @@
         <w:tblLook w:firstColumn="1" w:firstRow="1" w:lastColumn="0" w:lastRow="0" w:noHBand="0" w:noVBand="1" w:val="04A0"/>
       </w:tblPr>
       <w:tblGrid>
-        <w:gridCol w:w="1378"/>
-        <w:gridCol w:w="1378"/>
-        <w:gridCol w:w="1378"/>
-        <w:gridCol w:w="1378"/>
-        <w:gridCol w:w="1378"/>
-        <w:gridCol w:w="1378"/>
-        <w:gridCol w:w="1378"/>
+        <w:gridCol w:w="1206"/>
+        <w:gridCol w:w="1206"/>
+        <w:gridCol w:w="1206"/>
+        <w:gridCol w:w="1206"/>
+        <w:gridCol w:w="1206"/>
+        <w:gridCol w:w="1206"/>
+        <w:gridCol w:w="1206"/>
+        <w:gridCol w:w="1206"/>
       </w:tblGrid>
       <w:tr>
         <w:tc>
           <w:tcPr>
-            <w:tcW w:type="dxa" w:w="1378"/>
+            <w:tcW w:type="dxa" w:w="1206"/>
             <w:shd w:val="clear" w:fill="003262"/>
           </w:tcPr>
           <w:p>
@@ -1050,7 +1314,7 @@
         </w:tc>
         <w:tc>
           <w:tcPr>
-            <w:tcW w:type="dxa" w:w="1378"/>
+            <w:tcW w:type="dxa" w:w="1206"/>
             <w:shd w:val="clear" w:fill="003262"/>
           </w:tcPr>
           <w:p>
@@ -1066,7 +1330,7 @@
         </w:tc>
         <w:tc>
           <w:tcPr>
-            <w:tcW w:type="dxa" w:w="1378"/>
+            <w:tcW w:type="dxa" w:w="1206"/>
             <w:shd w:val="clear" w:fill="003262"/>
           </w:tcPr>
           <w:p>
@@ -1082,7 +1346,7 @@
         </w:tc>
         <w:tc>
           <w:tcPr>
-            <w:tcW w:type="dxa" w:w="1378"/>
+            <w:tcW w:type="dxa" w:w="1206"/>
             <w:shd w:val="clear" w:fill="003262"/>
           </w:tcPr>
           <w:p>
@@ -1092,13 +1356,13 @@
                 <w:color w:val="FFFFFF"/>
                 <w:sz w:val="19"/>
               </w:rPr>
-              <w:t>Demould (datasheet)</w:t>
+              <w:t>Datasheet cure figure</w:t>
             </w:r>
           </w:p>
         </w:tc>
         <w:tc>
           <w:tcPr>
-            <w:tcW w:type="dxa" w:w="1378"/>
+            <w:tcW w:type="dxa" w:w="1206"/>
             <w:shd w:val="clear" w:fill="003262"/>
           </w:tcPr>
           <w:p>
@@ -1114,7 +1378,7 @@
         </w:tc>
         <w:tc>
           <w:tcPr>
-            <w:tcW w:type="dxa" w:w="1378"/>
+            <w:tcW w:type="dxa" w:w="1206"/>
             <w:shd w:val="clear" w:fill="003262"/>
           </w:tcPr>
           <w:p>
@@ -1130,7 +1394,23 @@
         </w:tc>
         <w:tc>
           <w:tcPr>
-            <w:tcW w:type="dxa" w:w="1378"/>
+            <w:tcW w:type="dxa" w:w="1206"/>
+            <w:shd w:val="clear" w:fill="003262"/>
+          </w:tcPr>
+          <w:p>
+            <w:r>
+              <w:rPr>
+                <w:b/>
+                <w:color w:val="FFFFFF"/>
+                <w:sz w:val="19"/>
+              </w:rPr>
+              <w:t>Minimum temp (datasheet)</w:t>
+            </w:r>
+          </w:p>
+        </w:tc>
+        <w:tc>
+          <w:tcPr>
+            <w:tcW w:type="dxa" w:w="1206"/>
             <w:shd w:val="clear" w:fill="003262"/>
           </w:tcPr>
           <w:p>
@@ -1148,7 +1428,7 @@
       <w:tr>
         <w:tc>
           <w:tcPr>
-            <w:tcW w:type="dxa" w:w="1378"/>
+            <w:tcW w:type="dxa" w:w="1206"/>
           </w:tcPr>
           <w:p>
             <w:r>
@@ -1161,7 +1441,7 @@
         </w:tc>
         <w:tc>
           <w:tcPr>
-            <w:tcW w:type="dxa" w:w="1378"/>
+            <w:tcW w:type="dxa" w:w="1206"/>
           </w:tcPr>
           <w:p>
             <w:r>
@@ -1174,33 +1454,33 @@
         </w:tc>
         <w:tc>
           <w:tcPr>
-            <w:tcW w:type="dxa" w:w="1378"/>
+            <w:tcW w:type="dxa" w:w="1206"/>
           </w:tcPr>
           <w:p>
             <w:r>
               <w:rPr>
                 <w:sz w:val="19"/>
               </w:rPr>
-              <w:t>120–150 min @25 °C</w:t>
+              <w:t>120–150 min @25 °C (TDS table; its text says 80–100 min: plan on 80–100)</w:t>
             </w:r>
           </w:p>
         </w:tc>
         <w:tc>
           <w:tcPr>
-            <w:tcW w:type="dxa" w:w="1378"/>
+            <w:tcW w:type="dxa" w:w="1206"/>
           </w:tcPr>
           <w:p>
             <w:r>
               <w:rPr>
                 <w:sz w:val="19"/>
               </w:rPr>
-              <w:t>18–24 h</w:t>
+              <w:t>demould 18–24 h @25 °C</w:t>
             </w:r>
           </w:p>
         </w:tc>
         <w:tc>
           <w:tcPr>
-            <w:tcW w:type="dxa" w:w="1378"/>
+            <w:tcW w:type="dxa" w:w="1206"/>
           </w:tcPr>
           <w:p>
             <w:r>
@@ -1214,7 +1494,7 @@
         </w:tc>
         <w:tc>
           <w:tcPr>
-            <w:tcW w:type="dxa" w:w="1378"/>
+            <w:tcW w:type="dxa" w:w="1206"/>
           </w:tcPr>
           <w:p>
             <w:r>
@@ -1227,7 +1507,20 @@
         </w:tc>
         <w:tc>
           <w:tcPr>
-            <w:tcW w:type="dxa" w:w="1378"/>
+            <w:tcW w:type="dxa" w:w="1206"/>
+          </w:tcPr>
+          <w:p>
+            <w:r>
+              <w:rPr>
+                <w:sz w:val="19"/>
+              </w:rPr>
+              <w:t>not stated</w:t>
+            </w:r>
+          </w:p>
+        </w:tc>
+        <w:tc>
+          <w:tcPr>
+            <w:tcW w:type="dxa" w:w="1206"/>
           </w:tcPr>
           <w:p>
             <w:r>
@@ -1242,7 +1535,7 @@
       <w:tr>
         <w:tc>
           <w:tcPr>
-            <w:tcW w:type="dxa" w:w="1378"/>
+            <w:tcW w:type="dxa" w:w="1206"/>
           </w:tcPr>
           <w:p>
             <w:r>
@@ -1255,7 +1548,7 @@
         </w:tc>
         <w:tc>
           <w:tcPr>
-            <w:tcW w:type="dxa" w:w="1378"/>
+            <w:tcW w:type="dxa" w:w="1206"/>
           </w:tcPr>
           <w:p>
             <w:r>
@@ -1268,33 +1561,33 @@
         </w:tc>
         <w:tc>
           <w:tcPr>
-            <w:tcW w:type="dxa" w:w="1378"/>
+            <w:tcW w:type="dxa" w:w="1206"/>
           </w:tcPr>
           <w:p>
             <w:r>
               <w:rPr>
                 <w:sz w:val="19"/>
               </w:rPr>
-              <w:t>10–14 min @25 °C</w:t>
+              <w:t>10–14 min @25 °C (TDS table; its text says 9–14 min: plan on 9–14)</w:t>
             </w:r>
           </w:p>
         </w:tc>
         <w:tc>
           <w:tcPr>
-            <w:tcW w:type="dxa" w:w="1378"/>
+            <w:tcW w:type="dxa" w:w="1206"/>
           </w:tcPr>
           <w:p>
             <w:r>
               <w:rPr>
                 <w:sz w:val="19"/>
               </w:rPr>
-              <w:t>6–8 h</w:t>
+              <w:t>demould 6–8 h @25 °C</w:t>
             </w:r>
           </w:p>
         </w:tc>
         <w:tc>
           <w:tcPr>
-            <w:tcW w:type="dxa" w:w="1378"/>
+            <w:tcW w:type="dxa" w:w="1206"/>
           </w:tcPr>
           <w:p>
             <w:r>
@@ -1308,7 +1601,7 @@
         </w:tc>
         <w:tc>
           <w:tcPr>
-            <w:tcW w:type="dxa" w:w="1378"/>
+            <w:tcW w:type="dxa" w:w="1206"/>
           </w:tcPr>
           <w:p>
             <w:r>
@@ -1321,7 +1614,20 @@
         </w:tc>
         <w:tc>
           <w:tcPr>
-            <w:tcW w:type="dxa" w:w="1378"/>
+            <w:tcW w:type="dxa" w:w="1206"/>
+          </w:tcPr>
+          <w:p>
+            <w:r>
+              <w:rPr>
+                <w:sz w:val="19"/>
+              </w:rPr>
+              <w:t>not stated</w:t>
+            </w:r>
+          </w:p>
+        </w:tc>
+        <w:tc>
+          <w:tcPr>
+            <w:tcW w:type="dxa" w:w="1206"/>
           </w:tcPr>
           <w:p>
             <w:r>
@@ -1336,7 +1642,7 @@
       <w:tr>
         <w:tc>
           <w:tcPr>
-            <w:tcW w:type="dxa" w:w="1378"/>
+            <w:tcW w:type="dxa" w:w="1206"/>
           </w:tcPr>
           <w:p>
             <w:r>
@@ -1349,7 +1655,7 @@
         </w:tc>
         <w:tc>
           <w:tcPr>
-            <w:tcW w:type="dxa" w:w="1378"/>
+            <w:tcW w:type="dxa" w:w="1206"/>
           </w:tcPr>
           <w:p>
             <w:r>
@@ -1362,33 +1668,33 @@
         </w:tc>
         <w:tc>
           <w:tcPr>
-            <w:tcW w:type="dxa" w:w="1378"/>
+            <w:tcW w:type="dxa" w:w="1206"/>
           </w:tcPr>
           <w:p>
             <w:r>
               <w:rPr>
                 <w:sz w:val="19"/>
               </w:rPr>
-              <w:t>20–25 min @72 °F</w:t>
+              <w:t>20–25 min @72 °F (100 g)</w:t>
             </w:r>
           </w:p>
         </w:tc>
         <w:tc>
           <w:tcPr>
-            <w:tcW w:type="dxa" w:w="1378"/>
+            <w:tcW w:type="dxa" w:w="1206"/>
           </w:tcPr>
           <w:p>
             <w:r>
               <w:rPr>
                 <w:sz w:val="19"/>
               </w:rPr>
-              <w:t>thin-film solid 10–15 h</w:t>
+              <w:t>thin-film solid 10–15 h @72 °F</w:t>
             </w:r>
           </w:p>
         </w:tc>
         <w:tc>
           <w:tcPr>
-            <w:tcW w:type="dxa" w:w="1378"/>
+            <w:tcW w:type="dxa" w:w="1206"/>
           </w:tcPr>
           <w:p>
             <w:r>
@@ -1402,20 +1708,33 @@
         </w:tc>
         <w:tc>
           <w:tcPr>
-            <w:tcW w:type="dxa" w:w="1378"/>
+            <w:tcW w:type="dxa" w:w="1206"/>
           </w:tcPr>
           <w:p>
             <w:r>
               <w:rPr>
                 <w:sz w:val="19"/>
               </w:rPr>
-              <w:t>days</w:t>
+              <w:t>working strength 1–4 d</w:t>
             </w:r>
           </w:p>
         </w:tc>
         <w:tc>
           <w:tcPr>
-            <w:tcW w:type="dxa" w:w="1378"/>
+            <w:tcW w:type="dxa" w:w="1206"/>
+          </w:tcPr>
+          <w:p>
+            <w:r>
+              <w:rPr>
+                <w:sz w:val="19"/>
+              </w:rPr>
+              <w:t>60 °F (16 °C)</w:t>
+            </w:r>
+          </w:p>
+        </w:tc>
+        <w:tc>
+          <w:tcPr>
+            <w:tcW w:type="dxa" w:w="1206"/>
           </w:tcPr>
           <w:p>
             <w:r>
@@ -1430,7 +1749,7 @@
       <w:tr>
         <w:tc>
           <w:tcPr>
-            <w:tcW w:type="dxa" w:w="1378"/>
+            <w:tcW w:type="dxa" w:w="1206"/>
           </w:tcPr>
           <w:p>
             <w:r>
@@ -1443,7 +1762,7 @@
         </w:tc>
         <w:tc>
           <w:tcPr>
-            <w:tcW w:type="dxa" w:w="1378"/>
+            <w:tcW w:type="dxa" w:w="1206"/>
           </w:tcPr>
           <w:p>
             <w:r>
@@ -1456,33 +1775,33 @@
         </w:tc>
         <w:tc>
           <w:tcPr>
-            <w:tcW w:type="dxa" w:w="1378"/>
+            <w:tcW w:type="dxa" w:w="1206"/>
           </w:tcPr>
           <w:p>
             <w:r>
               <w:rPr>
                 <w:sz w:val="19"/>
               </w:rPr>
-              <w:t>9–12 min @72 °F</w:t>
+              <w:t>9–12 min @72 °F (100 g)</w:t>
             </w:r>
           </w:p>
         </w:tc>
         <w:tc>
           <w:tcPr>
-            <w:tcW w:type="dxa" w:w="1378"/>
+            <w:tcW w:type="dxa" w:w="1206"/>
           </w:tcPr>
           <w:p>
             <w:r>
               <w:rPr>
                 <w:sz w:val="19"/>
               </w:rPr>
-              <w:t>6–8 h</w:t>
+              <w:t>thin-film solid 6–8 h @72 °F</w:t>
             </w:r>
           </w:p>
         </w:tc>
         <w:tc>
           <w:tcPr>
-            <w:tcW w:type="dxa" w:w="1378"/>
+            <w:tcW w:type="dxa" w:w="1206"/>
           </w:tcPr>
           <w:p>
             <w:r>
@@ -1496,20 +1815,33 @@
         </w:tc>
         <w:tc>
           <w:tcPr>
-            <w:tcW w:type="dxa" w:w="1378"/>
+            <w:tcW w:type="dxa" w:w="1206"/>
           </w:tcPr>
           <w:p>
             <w:r>
               <w:rPr>
                 <w:sz w:val="19"/>
               </w:rPr>
-              <w:t>days</w:t>
+              <w:t>working strength 1–4 d</w:t>
             </w:r>
           </w:p>
         </w:tc>
         <w:tc>
           <w:tcPr>
-            <w:tcW w:type="dxa" w:w="1378"/>
+            <w:tcW w:type="dxa" w:w="1206"/>
+          </w:tcPr>
+          <w:p>
+            <w:r>
+              <w:rPr>
+                <w:sz w:val="19"/>
+              </w:rPr>
+              <w:t>40 °F (4 °C)</w:t>
+            </w:r>
+          </w:p>
+        </w:tc>
+        <w:tc>
+          <w:tcPr>
+            <w:tcW w:type="dxa" w:w="1206"/>
           </w:tcPr>
           <w:p>
             <w:r>
@@ -1524,7 +1856,7 @@
       <w:tr>
         <w:tc>
           <w:tcPr>
-            <w:tcW w:type="dxa" w:w="1378"/>
+            <w:tcW w:type="dxa" w:w="1206"/>
           </w:tcPr>
           <w:p>
             <w:r>
@@ -1537,21 +1869,20 @@
         </w:tc>
         <w:tc>
           <w:tcPr>
-            <w:tcW w:type="dxa" w:w="1378"/>
+            <w:tcW w:type="dxa" w:w="1206"/>
           </w:tcPr>
           <w:p>
             <w:r>
               <w:rPr>
-                <w:b/>
                 <w:sz w:val="19"/>
               </w:rPr>
-              <w:t>3.68:1 (3:1 by volume; DIFFERENT pump ratio than 205/206!)</w:t>
+              <w:t>3.68:1 (3:1 by volume; a different pump ratio from 205/206)</w:t>
             </w:r>
           </w:p>
         </w:tc>
         <w:tc>
           <w:tcPr>
-            <w:tcW w:type="dxa" w:w="1378"/>
+            <w:tcW w:type="dxa" w:w="1206"/>
           </w:tcPr>
           <w:p>
             <w:r>
@@ -1564,20 +1895,20 @@
         </w:tc>
         <w:tc>
           <w:tcPr>
-            <w:tcW w:type="dxa" w:w="1378"/>
+            <w:tcW w:type="dxa" w:w="1206"/>
           </w:tcPr>
           <w:p>
             <w:r>
               <w:rPr>
                 <w:sz w:val="19"/>
               </w:rPr>
-              <w:t>thin-film solid 20–24 h</w:t>
+              <w:t>thin-film solid 20–24 h @72 °F</w:t>
             </w:r>
           </w:p>
         </w:tc>
         <w:tc>
           <w:tcPr>
-            <w:tcW w:type="dxa" w:w="1378"/>
+            <w:tcW w:type="dxa" w:w="1206"/>
           </w:tcPr>
           <w:p>
             <w:r>
@@ -1591,20 +1922,33 @@
         </w:tc>
         <w:tc>
           <w:tcPr>
-            <w:tcW w:type="dxa" w:w="1378"/>
+            <w:tcW w:type="dxa" w:w="1206"/>
           </w:tcPr>
           <w:p>
             <w:r>
               <w:rPr>
                 <w:sz w:val="19"/>
               </w:rPr>
-              <w:t>max strength 4–9 d; min temp 70 °F</w:t>
+              <w:t>maximum strength 4–9 d</w:t>
             </w:r>
           </w:p>
         </w:tc>
         <w:tc>
           <w:tcPr>
-            <w:tcW w:type="dxa" w:w="1378"/>
+            <w:tcW w:type="dxa" w:w="1206"/>
+          </w:tcPr>
+          <w:p>
+            <w:r>
+              <w:rPr>
+                <w:sz w:val="19"/>
+              </w:rPr>
+              <w:t>70 °F (21 °C)</w:t>
+            </w:r>
+          </w:p>
+        </w:tc>
+        <w:tc>
+          <w:tcPr>
+            <w:tcW w:type="dxa" w:w="1206"/>
           </w:tcPr>
           <w:p>
             <w:r>
@@ -1619,7 +1963,7 @@
       <w:tr>
         <w:tc>
           <w:tcPr>
-            <w:tcW w:type="dxa" w:w="1378"/>
+            <w:tcW w:type="dxa" w:w="1206"/>
           </w:tcPr>
           <w:p>
             <w:r>
@@ -1632,7 +1976,7 @@
         </w:tc>
         <w:tc>
           <w:tcPr>
-            <w:tcW w:type="dxa" w:w="1378"/>
+            <w:tcW w:type="dxa" w:w="1206"/>
           </w:tcPr>
           <w:p>
             <w:r>
@@ -1645,7 +1989,7 @@
         </w:tc>
         <w:tc>
           <w:tcPr>
-            <w:tcW w:type="dxa" w:w="1378"/>
+            <w:tcW w:type="dxa" w:w="1206"/>
           </w:tcPr>
           <w:p>
             <w:r>
@@ -1658,20 +2002,20 @@
         </w:tc>
         <w:tc>
           <w:tcPr>
-            <w:tcW w:type="dxa" w:w="1378"/>
+            <w:tcW w:type="dxa" w:w="1206"/>
           </w:tcPr>
           <w:p>
             <w:r>
               <w:rPr>
                 <w:sz w:val="19"/>
               </w:rPr>
-              <w:t>8.5 h initial</w:t>
+              <w:t>initial cure 8 h 30, handleable about 9 h @20 °C</w:t>
             </w:r>
           </w:p>
         </w:tc>
         <w:tc>
           <w:tcPr>
-            <w:tcW w:type="dxa" w:w="1378"/>
+            <w:tcW w:type="dxa" w:w="1206"/>
           </w:tcPr>
           <w:p>
             <w:r>
@@ -1685,7 +2029,7 @@
         </w:tc>
         <w:tc>
           <w:tcPr>
-            <w:tcW w:type="dxa" w:w="1378"/>
+            <w:tcW w:type="dxa" w:w="1206"/>
           </w:tcPr>
           <w:p>
             <w:r>
@@ -1698,7 +2042,20 @@
         </w:tc>
         <w:tc>
           <w:tcPr>
-            <w:tcW w:type="dxa" w:w="1378"/>
+            <w:tcW w:type="dxa" w:w="1206"/>
+          </w:tcPr>
+          <w:p>
+            <w:r>
+              <w:rPr>
+                <w:sz w:val="19"/>
+              </w:rPr>
+              <w:t>15 °C (59 °F)</w:t>
+            </w:r>
+          </w:p>
+        </w:tc>
+        <w:tc>
+          <w:tcPr>
+            <w:tcW w:type="dxa" w:w="1206"/>
           </w:tcPr>
           <w:p>
             <w:r>
@@ -1713,6 +2070,35 @@
     </w:tbl>
     <w:p/>
     <w:p>
+      <w:r>
+        <w:t xml:space="preserve">Sources: the IN2 rows are R1, the XCR row R2, the West rows R3 (each row from its own 105/2xx sheet). The FEB hold column is the team's, not a datasheet's: the code table in </w:t>
+      </w:r>
+      <w:r>
+        <w:rPr>
+          <w:rFonts w:ascii="Courier New" w:hAnsi="Courier New"/>
+        </w:rPr>
+        <w:t>06 Composites App/app/resins.js</w:t>
+      </w:r>
+      <w:r>
+        <w:t xml:space="preserve"> at this revision, signed off by Simon Starbuck 2026-08-01 (§5.1).</w:t>
+      </w:r>
+    </w:p>
+    <w:p>
+      <w:r>
+        <w:t>West publishes no demould time. Its thin-film cure figure is the nearest one, and the table labels it as that (R3).</w:t>
+      </w:r>
+    </w:p>
+    <w:p>
+      <w:r>
+        <w:t>How exact the scale has to be: West accepts 4.84–6.19:1 for 206, 4.83–6.20:1 for 205 and 3.30–4.03:1 for 209, by weight (R3). IN2 and XCR publish no range, so weigh them to 1 g (§7 step 2).</w:t>
+      </w:r>
+    </w:p>
+    <w:p>
+      <w:r>
+        <w:t>Storage temperatures and shelf lives live in CS-011, not here.</w:t>
+      </w:r>
+    </w:p>
+    <w:p>
       <w:pPr>
         <w:pStyle w:val="Heading3"/>
       </w:pPr>
@@ -1725,7 +2111,7 @@
         <w:rPr>
           <w:b/>
         </w:rPr>
-        <w:t>Demould (datasheet)</w:t>
+        <w:t>Datasheet cure figure</w:t>
       </w:r>
       <w:r>
         <w:t xml:space="preserve"> is what the manufacturer publishes, at the temperature</w:t>
@@ -1733,7 +2119,12 @@
     </w:p>
     <w:p>
       <w:r>
-        <w:t xml:space="preserve">they publish it at. Every figure is quoted from a TDS in </w:t>
+        <w:t>they publish it at: a demould time for IN2, a thin-film cure for West, an</w:t>
+      </w:r>
+    </w:p>
+    <w:p>
+      <w:r>
+        <w:t xml:space="preserve">initial cure for XCR. Every figure is quoted from a TDS in </w:t>
       </w:r>
       <w:r>
         <w:rPr>
@@ -1778,7 +2169,12 @@
     </w:p>
     <w:p>
       <w:r>
-        <w:t>back tomorrow" and 48 h means "come back after the weekend". A hold that expires</w:t>
+        <w:t>back tomorrow" and 48 h means "come back the day after tomorrow" (after the</w:t>
+      </w:r>
+    </w:p>
+    <w:p>
+      <w:r>
+        <w:t>weekend, for a Friday infusion). A hold that expires</w:t>
       </w:r>
     </w:p>
     <w:p>
@@ -1798,21 +2194,7 @@
     </w:p>
     <w:p>
       <w:r>
-        <w:t>Two consequences worth knowing before you pick a hardener:</w:t>
-      </w:r>
-    </w:p>
-    <w:p>
-      <w:pPr>
-        <w:pStyle w:val="ListBullet"/>
-      </w:pPr>
-      <w:r>
-        <w:rPr>
-          <w:b/>
-        </w:rPr>
-        <w:t>Both FAST systems hold 24 h.</w:t>
-      </w:r>
-      <w:r>
-        <w:t xml:space="preserve"> Buying FAST hardener to turn two infusions</w:t>
+        <w:t>Both FAST systems hold 24 h, so buying FAST hardener to turn two infusions</w:t>
       </w:r>
     </w:p>
     <w:p>
@@ -1831,17 +2213,8 @@
       </w:r>
     </w:p>
     <w:p>
-      <w:pPr>
-        <w:pStyle w:val="ListBullet"/>
-      </w:pPr>
       <w:r>
-        <w:rPr>
-          <w:b/>
-        </w:rPr>
-        <w:t>A cold shop is not covered by these numbers.</w:t>
-      </w:r>
-      <w:r>
-        <w:t xml:space="preserve"> Every figure assumes the</w:t>
+        <w:t>A cold shop is not covered by these numbers. Every figure assumes the</w:t>
       </w:r>
     </w:p>
     <w:p>
@@ -1851,12 +2224,36 @@
     </w:p>
     <w:p>
       <w:r>
-        <w:t>January is not 25 °C. Log the temperature per §7.5 and fingernail-test the</w:t>
+        <w:t>January is not 25 °C. Log the temperature per §7 step 5 and fingernail-test the</w:t>
       </w:r>
     </w:p>
     <w:p>
       <w:r>
-        <w:t>flange (§8) rather than trusting the clock.</w:t>
+        <w:t>flange (§8) rather than trusting the clock. When the recorded shop temperature</w:t>
+      </w:r>
+    </w:p>
+    <w:p>
+      <w:r>
+        <w:t>is below the datasheet's reference (25 °C for IN2, 22 °C for West, 20 °C for</w:t>
+      </w:r>
+    </w:p>
+    <w:p>
+      <w:r>
+        <w:t xml:space="preserve">XCR, from </w:t>
+      </w:r>
+      <w:r>
+        <w:rPr>
+          <w:rFonts w:ascii="Courier New" w:hAnsi="Courier New"/>
+        </w:rPr>
+        <w:t>resins.js</w:t>
+      </w:r>
+      <w:r>
+        <w:t>), the app warns "Colder than this number assumes, so it</w:t>
+      </w:r>
+    </w:p>
+    <w:p>
+      <w:r>
+        <w:t>will run long. Test the flange, not the clock." It leaves the hold unchanged.</w:t>
       </w:r>
     </w:p>
     <w:p>
@@ -1866,7 +2263,7 @@
       <w:r>
         <w:drawing>
           <wp:inline xmlns:a="http://schemas.openxmlformats.org/drawingml/2006/main" xmlns:pic="http://schemas.openxmlformats.org/drawingml/2006/picture">
-            <wp:extent cx="5669280" cy="2576945"/>
+            <wp:extent cx="5669280" cy="5555894"/>
             <wp:docPr id="1" name="Picture 1"/>
             <wp:cNvGraphicFramePr>
               <a:graphicFrameLocks noChangeAspect="1"/>
@@ -1875,7 +2272,7 @@
               <a:graphicData uri="http://schemas.openxmlformats.org/drawingml/2006/picture">
                 <pic:pic>
                   <pic:nvPicPr>
-                    <pic:cNvPr id="0" name="cs008-holds.png"/>
+                    <pic:cNvPr id="0" name="cs008-holds.v2.png"/>
                     <pic:cNvPicPr/>
                   </pic:nvPicPr>
                   <pic:blipFill>
@@ -1887,7 +2284,7 @@
                   <pic:spPr>
                     <a:xfrm>
                       <a:off x="0" y="0"/>
-                      <a:ext cx="5669280" cy="2576945"/>
+                      <a:ext cx="5669280" cy="5555894"/>
                     </a:xfrm>
                     <a:prstGeom prst="rect"/>
                   </pic:spPr>
@@ -1908,7 +2305,7 @@
           <w:color w:val="505050"/>
           <w:sz w:val="18"/>
         </w:rPr>
-        <w:t>Figure 1. Datasheet demould figure (solid) against the FEB hold that governs (full bar), per system, on one time axis. The holds land on shift boundaries, which is why both FAST systems still hold 24 h.</w:t>
+        <w:t>Figure 1. Datasheet cure figure (thin solid bar) against the FEB hold that governs (hollow bar), per system, on one time axis. The holds land on shift boundaries, which is why both FAST systems still hold 24 h.</w:t>
       </w:r>
     </w:p>
     <w:p/>
@@ -1917,31 +2314,85 @@
         <w:rPr>
           <w:b/>
         </w:rPr>
-        <w:t>The app enforces this.</w:t>
+        <w:t>What the app enforces.</w:t>
       </w:r>
       <w:r>
-        <w:t xml:space="preserve"> A work order's demould step stays locked until the FEB</w:t>
+        <w:t xml:space="preserve"> Signing the step that starts a cure ("Infuse", "Wet</w:t>
       </w:r>
     </w:p>
     <w:p>
       <w:r>
-        <w:t>hold has elapsed from the recorded end of the layup or infusion, and the resin</w:t>
+        <w:t>layup and bag", "Wet layup over core") opens a buy-off that asks for "Resin</w:t>
       </w:r>
     </w:p>
     <w:p>
       <w:r>
-        <w:t>and shop temperature are captured at that buy-off. A lead may override, but must</w:t>
+        <w:t>mixed", "Finished on" and "at", and "Shop temperature, °C (optional)". The next</w:t>
       </w:r>
     </w:p>
     <w:p>
       <w:r>
-        <w:t>type a reason, which is written to the work order's event log with their name and</w:t>
+        <w:t>step ("Cure and demould", or "Cure" on a Foam wrapped run) stays locked until</w:t>
       </w:r>
     </w:p>
     <w:p>
       <w:r>
-        <w:t xml:space="preserve">how many hours short it was. The numbers live in one place, </w:t>
+        <w:t>the FEB hold for that resin has run from the finish time. A member who tries to</w:t>
       </w:r>
+    </w:p>
+    <w:p>
+      <w:r>
+        <w:t>sign it early is turned away. A lead may sign it early through "Demould early?",</w:t>
+      </w:r>
+    </w:p>
+    <w:p>
+      <w:r>
+        <w:t>which asks "Why are you demoulding early?" and writes the reason, the lead's</w:t>
+      </w:r>
+    </w:p>
+    <w:p>
+      <w:r>
+        <w:t>name and how many hours short it was to the work order's event log.</w:t>
+      </w:r>
+    </w:p>
+    <w:p>
+      <w:r>
+        <w:rPr>
+          <w:b/>
+        </w:rPr>
+        <w:t>What the app does not lock.</w:t>
+      </w:r>
+      <w:r>
+        <w:t xml:space="preserve"> Mold sealing with XCR: no work-order step starts</w:t>
+      </w:r>
+    </w:p>
+    <w:p>
+      <w:r>
+        <w:t>an XCR cure, so its 12 h hold is watched by hand (CS-004 §7.3). Any cure</w:t>
+      </w:r>
+    </w:p>
+    <w:p>
+      <w:r>
+        <w:t>recorded as "Something else / not recorded": no resin means no hold. Retro</w:t>
+      </w:r>
+    </w:p>
+    <w:p>
+      <w:r>
+        <w:t>work orders, the records of SN5 runs, enforce nothing.</w:t>
+      </w:r>
+    </w:p>
+    <w:p>
+      <w:r>
+        <w:rPr>
+          <w:b/>
+        </w:rPr>
+        <w:t>Changing a hold.</w:t>
+      </w:r>
+      <w:r>
+        <w:t xml:space="preserve"> The §5 table is the code table in</w:t>
+      </w:r>
+    </w:p>
+    <w:p>
       <w:r>
         <w:rPr>
           <w:rFonts w:ascii="Courier New" w:hAnsi="Courier New"/>
@@ -1949,12 +2400,62 @@
         <w:t>06 Composites App/app/resins.js</w:t>
       </w:r>
       <w:r>
-        <w:t>,</w:t>
+        <w:t xml:space="preserve"> at this revision, signed off 2026-08-01. The</w:t>
       </w:r>
     </w:p>
     <w:p>
       <w:r>
-        <w:t>and a hold shorter than its datasheet figure is rejected by a test.</w:t>
+        <w:t>live value is the app's. A lead may change a hold from the app, from a work</w:t>
+      </w:r>
+    </w:p>
+    <w:p>
+      <w:r>
+        <w:t>order whose hold for that resin is currently running: on the held step, press</w:t>
+      </w:r>
+    </w:p>
+    <w:p>
+      <w:r>
+        <w:t>"why N h?" to open "Why N hours?", press "Change this hold…", enter</w:t>
+      </w:r>
+    </w:p>
+    <w:p>
+      <w:r>
+        <w:t>"FEB hold (hours)", pick who signed it off and the date under "Signed off by",</w:t>
+      </w:r>
+    </w:p>
+    <w:p>
+      <w:r>
+        <w:t>and press "Save". The app refuses a hold below the datasheet figure and a hold</w:t>
+      </w:r>
+    </w:p>
+    <w:p>
+      <w:r>
+        <w:t>nobody signed off, and the change reaches every work order at once. "Revert to</w:t>
+      </w:r>
+    </w:p>
+    <w:p>
+      <w:r>
+        <w:t>the code table" in the same window undoes it. "Why N hours?" always shows the</w:t>
+      </w:r>
+    </w:p>
+    <w:p>
+      <w:r>
+        <w:t>hold in force and who signed it, and says when a lead set it from the app. A</w:t>
+      </w:r>
+    </w:p>
+    <w:p>
+      <w:r>
+        <w:t>lead who changes a hold shall open a revision of this standard within two weeks,</w:t>
+      </w:r>
+    </w:p>
+    <w:p>
+      <w:r>
+        <w:t>so the §5 table and the app agree again (CS-000 §2). A code-table hold shorter</w:t>
+      </w:r>
+    </w:p>
+    <w:p>
+      <w:r>
+        <w:t>than its datasheet figure fails the app's tests.</w:t>
       </w:r>
     </w:p>
     <w:p>
@@ -1965,21 +2466,347 @@
         <w:t>6. Safety: exotherm and sensitization (applies to every system)</w:t>
       </w:r>
     </w:p>
+    <w:tbl>
+      <w:tblPr>
+        <w:tblStyle w:val="TableGrid"/>
+        <w:tblW w:type="auto" w:w="0"/>
+        <w:jc w:val="center"/>
+        <w:tblLook w:firstColumn="1" w:firstRow="1" w:lastColumn="0" w:lastRow="0" w:noHBand="0" w:noVBand="1" w:val="04A0"/>
+      </w:tblPr>
+      <w:tblGrid>
+        <w:gridCol w:w="4824"/>
+        <w:gridCol w:w="4824"/>
+      </w:tblGrid>
+      <w:tr>
+        <w:tc>
+          <w:tcPr>
+            <w:tcW w:type="dxa" w:w="4824"/>
+            <w:shd w:val="clear" w:fill="003262"/>
+          </w:tcPr>
+          <w:p>
+            <w:r>
+              <w:rPr>
+                <w:b/>
+                <w:color w:val="FFFFFF"/>
+                <w:sz w:val="19"/>
+              </w:rPr>
+              <w:t>Product</w:t>
+            </w:r>
+          </w:p>
+        </w:tc>
+        <w:tc>
+          <w:tcPr>
+            <w:tcW w:type="dxa" w:w="4824"/>
+            <w:shd w:val="clear" w:fill="003262"/>
+          </w:tcPr>
+          <w:p>
+            <w:r>
+              <w:rPr>
+                <w:b/>
+                <w:color w:val="FFFFFF"/>
+                <w:sz w:val="19"/>
+              </w:rPr>
+              <w:t>Hazard statements for people (SDS §2, R4; aquatic hazards left out)</w:t>
+            </w:r>
+          </w:p>
+        </w:tc>
+      </w:tr>
+      <w:tr>
+        <w:tc>
+          <w:tcPr>
+            <w:tcW w:type="dxa" w:w="4824"/>
+          </w:tcPr>
+          <w:p>
+            <w:r>
+              <w:rPr>
+                <w:sz w:val="19"/>
+              </w:rPr>
+              <w:t>IN2 resin</w:t>
+            </w:r>
+          </w:p>
+        </w:tc>
+        <w:tc>
+          <w:tcPr>
+            <w:tcW w:type="dxa" w:w="4824"/>
+          </w:tcPr>
+          <w:p>
+            <w:r>
+              <w:rPr>
+                <w:sz w:val="19"/>
+              </w:rPr>
+              <w:t>H315 skin irritation, H317 allergic skin reaction, H319 serious eye irritation, H360F may damage fertility</w:t>
+            </w:r>
+          </w:p>
+        </w:tc>
+      </w:tr>
+      <w:tr>
+        <w:tc>
+          <w:tcPr>
+            <w:tcW w:type="dxa" w:w="4824"/>
+          </w:tcPr>
+          <w:p>
+            <w:r>
+              <w:rPr>
+                <w:sz w:val="19"/>
+              </w:rPr>
+              <w:t>AT30 SLOW hardener</w:t>
+            </w:r>
+          </w:p>
+        </w:tc>
+        <w:tc>
+          <w:tcPr>
+            <w:tcW w:type="dxa" w:w="4824"/>
+          </w:tcPr>
+          <w:p>
+            <w:r>
+              <w:rPr>
+                <w:sz w:val="19"/>
+              </w:rPr>
+              <w:t>H302 harmful if swallowed, H314 severe skin burns and eye damage, H317, H318 serious eye damage</w:t>
+            </w:r>
+          </w:p>
+        </w:tc>
+      </w:tr>
+      <w:tr>
+        <w:tc>
+          <w:tcPr>
+            <w:tcW w:type="dxa" w:w="4824"/>
+          </w:tcPr>
+          <w:p>
+            <w:r>
+              <w:rPr>
+                <w:sz w:val="19"/>
+              </w:rPr>
+              <w:t>AT30 FAST hardener</w:t>
+            </w:r>
+          </w:p>
+        </w:tc>
+        <w:tc>
+          <w:tcPr>
+            <w:tcW w:type="dxa" w:w="4824"/>
+          </w:tcPr>
+          <w:p>
+            <w:r>
+              <w:rPr>
+                <w:sz w:val="19"/>
+              </w:rPr>
+              <w:t>H302, H314, H317, H318, H373 organ damage through repeated exposure, EUH071 corrosive to the respiratory tract</w:t>
+            </w:r>
+          </w:p>
+        </w:tc>
+      </w:tr>
+      <w:tr>
+        <w:tc>
+          <w:tcPr>
+            <w:tcW w:type="dxa" w:w="4824"/>
+          </w:tcPr>
+          <w:p>
+            <w:r>
+              <w:rPr>
+                <w:sz w:val="19"/>
+              </w:rPr>
+              <w:t>XCR resin</w:t>
+            </w:r>
+          </w:p>
+        </w:tc>
+        <w:tc>
+          <w:tcPr>
+            <w:tcW w:type="dxa" w:w="4824"/>
+          </w:tcPr>
+          <w:p>
+            <w:r>
+              <w:rPr>
+                <w:sz w:val="19"/>
+              </w:rPr>
+              <w:t>H302, H315, H317, H318, H341 suspected of causing genetic defects</w:t>
+            </w:r>
+          </w:p>
+        </w:tc>
+      </w:tr>
+      <w:tr>
+        <w:tc>
+          <w:tcPr>
+            <w:tcW w:type="dxa" w:w="4824"/>
+          </w:tcPr>
+          <w:p>
+            <w:r>
+              <w:rPr>
+                <w:sz w:val="19"/>
+              </w:rPr>
+              <w:t>XCR hardener</w:t>
+            </w:r>
+          </w:p>
+        </w:tc>
+        <w:tc>
+          <w:tcPr>
+            <w:tcW w:type="dxa" w:w="4824"/>
+          </w:tcPr>
+          <w:p>
+            <w:r>
+              <w:rPr>
+                <w:sz w:val="19"/>
+              </w:rPr>
+              <w:t>H302, H314, H317, H318</w:t>
+            </w:r>
+          </w:p>
+        </w:tc>
+      </w:tr>
+      <w:tr>
+        <w:tc>
+          <w:tcPr>
+            <w:tcW w:type="dxa" w:w="4824"/>
+          </w:tcPr>
+          <w:p>
+            <w:r>
+              <w:rPr>
+                <w:sz w:val="19"/>
+              </w:rPr>
+              <w:t>West 105 resin</w:t>
+            </w:r>
+          </w:p>
+        </w:tc>
+        <w:tc>
+          <w:tcPr>
+            <w:tcW w:type="dxa" w:w="4824"/>
+          </w:tcPr>
+          <w:p>
+            <w:r>
+              <w:rPr>
+                <w:sz w:val="19"/>
+              </w:rPr>
+              <w:t>H315, H317, H319</w:t>
+            </w:r>
+          </w:p>
+        </w:tc>
+      </w:tr>
+      <w:tr>
+        <w:tc>
+          <w:tcPr>
+            <w:tcW w:type="dxa" w:w="4824"/>
+          </w:tcPr>
+          <w:p>
+            <w:r>
+              <w:rPr>
+                <w:sz w:val="19"/>
+              </w:rPr>
+              <w:t>West 205 fast hardener</w:t>
+            </w:r>
+          </w:p>
+        </w:tc>
+        <w:tc>
+          <w:tcPr>
+            <w:tcW w:type="dxa" w:w="4824"/>
+          </w:tcPr>
+          <w:p>
+            <w:r>
+              <w:rPr>
+                <w:sz w:val="19"/>
+              </w:rPr>
+              <w:t>H302, H312 harmful in contact with skin, H314, H317, H318, H341, H373</w:t>
+            </w:r>
+          </w:p>
+        </w:tc>
+      </w:tr>
+      <w:tr>
+        <w:tc>
+          <w:tcPr>
+            <w:tcW w:type="dxa" w:w="4824"/>
+          </w:tcPr>
+          <w:p>
+            <w:r>
+              <w:rPr>
+                <w:sz w:val="19"/>
+              </w:rPr>
+              <w:t>West 206 slow hardener</w:t>
+            </w:r>
+          </w:p>
+        </w:tc>
+        <w:tc>
+          <w:tcPr>
+            <w:tcW w:type="dxa" w:w="4824"/>
+          </w:tcPr>
+          <w:p>
+            <w:r>
+              <w:rPr>
+                <w:sz w:val="19"/>
+              </w:rPr>
+              <w:t>H302, H314, H317, H318, H335 respiratory irritation</w:t>
+            </w:r>
+          </w:p>
+        </w:tc>
+      </w:tr>
+      <w:tr>
+        <w:tc>
+          <w:tcPr>
+            <w:tcW w:type="dxa" w:w="4824"/>
+          </w:tcPr>
+          <w:p>
+            <w:r>
+              <w:rPr>
+                <w:sz w:val="19"/>
+              </w:rPr>
+              <w:t>West 209 extra slow hardener</w:t>
+            </w:r>
+          </w:p>
+        </w:tc>
+        <w:tc>
+          <w:tcPr>
+            <w:tcW w:type="dxa" w:w="4824"/>
+          </w:tcPr>
+          <w:p>
+            <w:r>
+              <w:rPr>
+                <w:sz w:val="19"/>
+              </w:rPr>
+              <w:t>H302, H314, H317, H318, H335, H373</w:t>
+            </w:r>
+          </w:p>
+        </w:tc>
+      </w:tr>
+    </w:tbl>
+    <w:p/>
     <w:p>
       <w:pPr>
         <w:pStyle w:val="ListBullet"/>
       </w:pPr>
       <w:r>
-        <w:t xml:space="preserve">All epoxies here are </w:t>
+        <w:t>Every resin and hardener here can make you allergic through the skin (H317). None is classified as a respiratory sensitizer (no SDS on file carries H334), but the XCR resin SDS §11.1 says it may be a respiratory tract sensitiser, so treat its vapour with the respirator rule below. Every hardener burns skin and can blind (H314, H318). PPE: nitrile gloves; safety glasses with side shields (EN 166); ventilation; wash skin with soap, not solvent.</w:t>
       </w:r>
+    </w:p>
+    <w:p>
+      <w:pPr>
+        <w:pStyle w:val="ListBullet"/>
+      </w:pPr>
       <w:r>
         <w:rPr>
           <w:b/>
         </w:rPr>
-        <w:t>skin/respiratory sensitizers</w:t>
+        <w:t>Respirator:</w:t>
       </w:r>
       <w:r>
-        <w:t xml:space="preserve"> (R4): nitrile gloves, ventilation, wash skin with soap not solvent, A-filter respirator for long/enclosed sessions.</w:t>
+        <w:t xml:space="preserve"> for long or enclosed sessions, wear the team respirator with the stocked A + P100 cartridges (CS-011 §5); the A filter covers XCR, whose SDS asks for A1 (XCR SDS §8.2). For AT30 work you should use ABEK cartridges instead (AT30 SDS §8.2).</w:t>
+      </w:r>
+    </w:p>
+    <w:p>
+      <w:pPr>
+        <w:pStyle w:val="ListBullet"/>
+      </w:pPr>
+      <w:r>
+        <w:rPr>
+          <w:b/>
+        </w:rPr>
+        <w:t>Goggles:</w:t>
+      </w:r>
+      <w:r>
+        <w:t xml:space="preserve"> you should wear EN 166 goggles with side protection while pouring and mixing XCR (XCR SDS §8.2); until they are bought, safety glasses with side shields. ABEK cartridges and the goggles are on the purchase list.</w:t>
+      </w:r>
+    </w:p>
+    <w:p>
+      <w:pPr>
+        <w:pStyle w:val="ListBullet"/>
+      </w:pPr>
+      <w:r>
+        <w:t>Resin or hardener in an eye: rinse with plenty of water, under the eyelids too, for at least 15 minutes, then get medical attention (R4: IN2 and AT30 SDS §4; West 205 SDS §4).</w:t>
       </w:r>
     </w:p>
     <w:p>
@@ -2001,16 +2828,7 @@
         <w:pStyle w:val="ListBullet"/>
       </w:pPr>
       <w:r>
-        <w:t xml:space="preserve">Never mix off-ratio to "speed up" or "slow down" cure. Blend hardener </w:t>
-      </w:r>
-      <w:r>
-        <w:rPr>
-          <w:i/>
-        </w:rPr>
-        <w:t>speeds</w:t>
-      </w:r>
-      <w:r>
-        <w:t xml:space="preserve"> (same total ratio, per R1/R3) instead; off-ratio = uncured sticky part.</w:t>
+        <w:t>Never mix off-ratio to "speed up" or "slow down" cure; off-ratio = uncured sticky part. For IN2 you may blend AT30 FAST and SLOW instead, keeping the total at 100:30 by weight (R1). For West, no datasheet on file covers blending 205 and 206: do not blend them until one does.</w:t>
       </w:r>
     </w:p>
     <w:p>
@@ -2026,21 +2844,17 @@
         <w:pStyle w:val="ListNumber"/>
       </w:pPr>
       <w:r>
-        <w:t>Pick the system from §5 by process standard; confirm pot life fits the job + a margin.</w:t>
+        <w:t>Pick the system from §5 by process standard, with pot life to spare for the job.</w:t>
       </w:r>
     </w:p>
     <w:p>
       <w:r>
-        <w:t xml:space="preserve">⚠ 209 uses </w:t>
+        <w:t>Before you mix, you should check the expiry: the EXP date on the jug's label, or the Expires date on its lot page. Past it, ask a lead before it goes on a part.</w:t>
       </w:r>
+    </w:p>
+    <w:p>
       <w:r>
-        <w:rPr>
-          <w:b/>
-        </w:rPr>
-        <w:t>3:1 pumps</w:t>
-      </w:r>
-      <w:r>
-        <w:t>, not the 5:1 pumps used by 205/206. Check the pump head before stroking; this is the classic wrong-ratio trap.</w:t>
+        <w:t>⚠ 209 uses 3:1 pumps, not the 5:1 pumps used by 205/206. Check the pump head before stroking; this is the classic wrong-ratio trap.</w:t>
       </w:r>
     </w:p>
     <w:p>
@@ -2056,16 +2870,7 @@
         <w:pStyle w:val="ListNumber"/>
       </w:pPr>
       <w:r>
-        <w:t xml:space="preserve">Mix ≥2 min scraping walls/base; </w:t>
-      </w:r>
-      <w:r>
-        <w:rPr>
-          <w:b/>
-        </w:rPr>
-        <w:t>double-pot</w:t>
-      </w:r>
-      <w:r>
-        <w:t xml:space="preserve"> (transfer + remix, fresh stick) for anything going on a part surface.</w:t>
+        <w:t>Mix ≥2 min scraping walls/base (team margin over the IN2 TDS's 1 min; the XCR TDS asks for "a couple of minutes"); double-pot (transfer + remix, fresh stick) for anything going on a part surface.</w:t>
       </w:r>
     </w:p>
     <w:p>
@@ -2073,7 +2878,7 @@
         <w:pStyle w:val="ListNumber"/>
       </w:pPr>
       <w:r>
-        <w:t>Forged CF mix math (R5): carbon mass ≈ mold volume × 1.4 g/cc; resin ≈ fiber × 1.25. Starving the mix made the first part brittle (failed bend test); don't eyeball it.</w:t>
+        <w:t>Forged CF mix math (R5): finished part mass ≈ cavity volume × 1.4 g/cc; fiber mass = 60% of that (pre-weigh it); resin to mix ≈ fiber mass × 1.25 (the excess squeezes out). Starving the mix made the first part brittle (failed bend test); don't eyeball it.</w:t>
       </w:r>
     </w:p>
     <w:p>
@@ -2089,16 +2894,17 @@
         <w:pStyle w:val="ListNumber"/>
       </w:pPr>
       <w:r>
-        <w:t xml:space="preserve">Do not demould before the </w:t>
+        <w:t>Do not demould before the FEB hold in §5 has elapsed, counted from the end of the layup or infusion. The work order enforces this and records the resin, the finish time and the shop temperature; it is a lead call to go early, and the reason is logged.</w:t>
       </w:r>
+    </w:p>
+    <w:p>
       <w:r>
-        <w:rPr>
-          <w:b/>
-        </w:rPr>
-        <w:t>FEB hold</w:t>
+        <w:t>Gel is not cure: fingernail-test the flange (§8) before you trust either the clock or the feel of the part.</w:t>
       </w:r>
+    </w:p>
+    <w:p>
       <w:r>
-        <w:t xml:space="preserve"> in §5 has elapsed, counted from the end of the layup or infusion. The work order enforces this and records the resin, the finish time and the shop temperature; it is a lead call to go early, and the reason is logged. Gel is not cure: fingernail-test the flange (§8) before you trust either the clock or the feel of the part.</w:t>
+        <w:t>When you sign the layup or infusion, pick the resin you actually mixed under "Resin mixed". Choose "Something else / not recorded" only for a resin not in §5; then write the resin in the step note, and its demould time is a lead's call.</w:t>
       </w:r>
     </w:p>
     <w:p>
@@ -2107,6 +2913,22 @@
       </w:pPr>
       <w:r>
         <w:t>Leftovers: spread thin on scrap or leave outside to cure; label per CS-001.</w:t>
+      </w:r>
+    </w:p>
+    <w:p>
+      <w:pPr>
+        <w:pStyle w:val="ListNumber"/>
+      </w:pPr>
+      <w:r>
+        <w:t>Cloudy or crystallized 105 after a cold spell: warm it to 125 °F and stir until clear before it goes in the pump (R3).</w:t>
+      </w:r>
+    </w:p>
+    <w:p>
+      <w:pPr>
+        <w:pStyle w:val="ListNumber"/>
+      </w:pPr>
+      <w:r>
+        <w:t>After a long gap between uses, mix a small test batch to check the West pumps meter correctly and the batch cures, before a part depends on them (R3).</w:t>
       </w:r>
     </w:p>
     <w:p>
@@ -2371,6 +3193,11 @@
     <w:p>
       <w:r>
         <w:t>Batch masses, system + hardener speed, ambient temp, cure duration: on every WO that consumes resin. The resin, the finish time and the shop temperature are captured by the work order at the layup or infusion buy-off, so this is a byproduct of running the job rather than a separate write-up.</w:t>
+      </w:r>
+    </w:p>
+    <w:p>
+      <w:r>
+        <w:t>The same buy-off records "Which lots went in" (Fabric, Resin, Hardener, pre-filled with the open lot; "I don't know / not recorded" is an honest answer) and "Materials used", pre-filled from the plan, one line per BOM item. Correct any line that differs; a blank means not measured.</w:t>
       </w:r>
     </w:p>
     <w:sectPr>
